--- a/Đề thi Phục Hình Tháo Lắp RHM/RHM K45.docx
+++ b/Đề thi Phục Hình Tháo Lắp RHM/RHM K45.docx
@@ -348,7 +348,18 @@
         <w:rPr>
           <w:b/>
         </w:rPr>
-        <w:t>Đáp án: D</w:t>
+        <w:t>Đáp án: C (AI làm đáp án — đề gốc khoanh D. Từ răng cối lớn đến đường A)</w:t>
+      </w:r>
+    </w:p>
+    <w:p>
+      <w:r>
+        <w:rPr>
+          <w:b/>
+        </w:rPr>
+        <w:t xml:space="preserve">Ghi chú: </w:t>
+      </w:r>
+      <w:r>
+        <w:t>Giáo trình PHTL (Bài 3, mục 1.1.2): vùng Schroder là vùng lõm ở khẩu cái từ vị trí răng cối nhỏ trở vào trong, nhiều mô mỡ và mô tuyến.</w:t>
       </w:r>
     </w:p>
     <w:p>
@@ -1300,7 +1311,7 @@
         <w:t xml:space="preserve">Ghi chú: </w:t>
       </w:r>
       <w:r>
-        <w:t>Đề RHM K43 (câu 40, cùng câu hỏi) gạch B (5 – 8 mm), có người khoanh thêm C.</w:t>
+        <w:t>Giáo trình PHTL (Bài 2, mục 3.2): bình thường đưa hàm ra trước 5–9 mm, sang bên 5–7 mm.</w:t>
       </w:r>
     </w:p>
     <w:p>
@@ -1390,7 +1401,7 @@
         <w:t xml:space="preserve">Ghi chú: </w:t>
       </w:r>
       <w:r>
-        <w:t>Đề RHM K43 (câu 41, cùng câu hỏi) gạch D (5 – 10 mm), có người khoanh thêm A.</w:t>
+        <w:t>Giáo trình PHTL (Bài 2, mục 3.2): đưa hàm sang bên 5–7 mm.</w:t>
       </w:r>
     </w:p>
     <w:p>
@@ -1548,7 +1559,7 @@
         <w:rPr>
           <w:b/>
         </w:rPr>
-        <w:t>Đáp án: C</w:t>
+        <w:t>Đáp án: A (AI làm đáp án — đề gốc khoanh C. Phục hình tháo lắp bán phần nền nhựa)</w:t>
       </w:r>
     </w:p>
     <w:p>
@@ -1559,7 +1570,7 @@
         <w:t xml:space="preserve">Ghi chú: </w:t>
       </w:r>
       <w:r>
-        <w:t>Đề khoanh C. Lưu ý đề RHM K42 (câu 59, sơ đồ gần giống) nghiêng về ưu tiên phục hình cố định vì các khoảng mất răng đều ngắn và có răng trụ hai đầu.</w:t>
+        <w:t>Giáo trình PHTL (Bài 2, mục 5): khoảng mất răng ngắn, có răng trụ ở hai đầu → phục hình cố định luôn được ưu tiên. Ở sơ đồ này các khoảng mất răng (R6 phải, 4 răng cửa, R6 trái) đều ngắn và có răng trụ hai đầu. Đề RHM K47 (câu 7, sơ đồ gần giống) khoanh A.</w:t>
       </w:r>
     </w:p>
     <w:p>
@@ -1649,7 +1660,7 @@
         <w:t xml:space="preserve">Ghi chú: </w:t>
       </w:r>
       <w:r>
-        <w:t>Đề khoanh C. Mất răng sau hai bên không còn răng giới hạn phía xa (Kennedy loại I) thì khung bộ cũng là lựa chọn kinh điển.</w:t>
+        <w:t>Giáo trình PHTL (Bài 1, mục 3.1): phục hình tháo lắp nền nhựa chỉ định cho mất răng phía sau không còn răng giới hạn phía xa (Kennedy loại I, II).</w:t>
       </w:r>
     </w:p>
     <w:p>
@@ -4177,7 +4188,18 @@
         <w:rPr>
           <w:b/>
         </w:rPr>
-        <w:t>Đáp án: C</w:t>
+        <w:t>Đáp án: A (AI làm đáp án — đề gốc khoanh C. Đổ mẫu hàm nghiên cứu, khay cá nhân, lên răng, ép nhựa)</w:t>
+      </w:r>
+    </w:p>
+    <w:p>
+      <w:r>
+        <w:rPr>
+          <w:b/>
+        </w:rPr>
+        <w:t xml:space="preserve">Ghi chú: </w:t>
+      </w:r>
+      <w:r>
+        <w:t>Giáo trình PHTL (Bài 7, mục 1): labo gồm đổ mẫu → làm khay cá nhân (nếu cần) → đổ mẫu sau cùng (nếu cần) → làm nền tạm gối sáp → lên răng → biến đổi sáp thành nhựa. Nền tạm gối sáp là bước bắt buộc nên C (bỏ nền tạm gối sáp) sai; A đủ các bước bắt buộc, đúng thứ tự.</w:t>
       </w:r>
     </w:p>
     <w:p>

--- a/Đề thi Phục Hình Tháo Lắp RHM/RHM K45.docx
+++ b/Đề thi Phục Hình Tháo Lắp RHM/RHM K45.docx
@@ -1570,7 +1570,7 @@
         <w:t xml:space="preserve">Ghi chú: </w:t>
       </w:r>
       <w:r>
-        <w:t>Giáo trình PHTL (Bài 2, mục 5): khoảng mất răng ngắn, có răng trụ ở hai đầu → phục hình cố định luôn được ưu tiên. Ở sơ đồ này các khoảng mất răng (R6 phải, 4 răng cửa, R6 trái) đều ngắn và có răng trụ hai đầu. Đề RHM K47 (câu 7, sơ đồ gần giống) khoanh A.</w:t>
+        <w:t>Giáo trình PHTL (Bài 2, mục 5): khoảng mất răng ngắn, có răng trụ ở hai đầu → phục hình cố định luôn được ưu tiên. Ở sơ đồ này các khoảng mất răng (R6 phải, 4 răng cửa, R6 trái) đều ngắn và có răng trụ hai đầu. Đề RHM K47 (câu 7, sơ đồ gần giống) khoanh “Phục hình cố định”.</w:t>
       </w:r>
     </w:p>
     <w:p>
@@ -4199,7 +4199,7 @@
         <w:t xml:space="preserve">Ghi chú: </w:t>
       </w:r>
       <w:r>
-        <w:t>Giáo trình PHTL (Bài 7, mục 1): labo gồm đổ mẫu → làm khay cá nhân (nếu cần) → đổ mẫu sau cùng (nếu cần) → làm nền tạm gối sáp → lên răng → biến đổi sáp thành nhựa. Nền tạm gối sáp là bước bắt buộc nên C (bỏ nền tạm gối sáp) sai; A đủ các bước bắt buộc, đúng thứ tự.</w:t>
+        <w:t>Giáo trình PHTL (Bài 7, mục 1): labo gồm đổ mẫu → làm khay cá nhân (nếu cần) → đổ mẫu sau cùng (nếu cần) → làm nền tạm gối sáp → lên răng → biến đổi sáp thành nhựa. Nền tạm gối sáp là bước bắt buộc nên “Đổ mẫu hàm nghiên cứu, khay cá nhân, lên răng, ép nhựa” (bỏ nền tạm gối sáp) sai; “Đổ mẫu hàm nghiên cứu, nền tạm gối sáp, lên răng, ép nhựa” đủ các bước bắt buộc, đúng thứ tự.</w:t>
       </w:r>
     </w:p>
     <w:p>

--- a/Đề thi Phục Hình Tháo Lắp RHM/RHM K45.docx
+++ b/Đề thi Phục Hình Tháo Lắp RHM/RHM K45.docx
@@ -348,18 +348,18 @@
         <w:rPr>
           <w:b/>
         </w:rPr>
-        <w:t>Đáp án: C (AI làm đáp án — đề gốc khoanh D. Từ răng cối lớn đến đường A)</w:t>
-      </w:r>
-    </w:p>
-    <w:p>
-      <w:r>
-        <w:rPr>
-          <w:b/>
-        </w:rPr>
-        <w:t xml:space="preserve">Ghi chú: </w:t>
-      </w:r>
-      <w:r>
-        <w:t>Giáo trình PHTL (Bài 3, mục 1.1.2): vùng Schroder là vùng lõm ở khẩu cái từ vị trí răng cối nhỏ trở vào trong, nhiều mô mỡ và mô tuyến.</w:t>
+        <w:t>Đáp án: C (AI làm đáp án — đề gốc chọn D. Từ răng cối lớn đến đường A)</w:t>
+      </w:r>
+    </w:p>
+    <w:p>
+      <w:r>
+        <w:rPr>
+          <w:b/>
+        </w:rPr>
+        <w:t xml:space="preserve">Giải thích: </w:t>
+      </w:r>
+      <w:r>
+        <w:t>Vùng Schroder là hai vùng lõm ở hai bên khẩu cái, tính từ vị trí răng cối nhỏ trở vào trong (về phía sau). Niêm mạc ở đây có nhiều mô mỡ (vùng răng cối nhỏ) và mô tuyến (vùng răng cối lớn), không chịu được lực nén mạnh nên là phần tử bất lợi của hàm trên. (Giáo trình PHTL, Bài 3, mục 1.1.2; Bài 19, mục 1.1.2)</w:t>
       </w:r>
     </w:p>
     <w:p>
@@ -1308,10 +1308,10 @@
         <w:rPr>
           <w:b/>
         </w:rPr>
-        <w:t xml:space="preserve">Ghi chú: </w:t>
-      </w:r>
-      <w:r>
-        <w:t>Giáo trình PHTL (Bài 2, mục 3.2): bình thường đưa hàm ra trước 5–9 mm, sang bên 5–7 mm.</w:t>
+        <w:t xml:space="preserve">Giải thích: </w:t>
+      </w:r>
+      <w:r>
+        <w:t>Khi khám khớp thái dương hàm, yêu cầu bệnh nhân đưa hàm ra trước: bình thường hàm dưới đưa ra trước không bị lệch một khoảng 5–9 mm, và đưa sang mỗi bên 5–7 mm. Biên độ đưa hàm ra trước tối đa bằng khoảng cách đo được cộng độ cắn chìa (nếu có). (Giáo trình PHTL, Bài 2 – Khám bệnh nhân, mục 3.2)</w:t>
       </w:r>
     </w:p>
     <w:p>
@@ -1398,10 +1398,10 @@
         <w:rPr>
           <w:b/>
         </w:rPr>
-        <w:t xml:space="preserve">Ghi chú: </w:t>
-      </w:r>
-      <w:r>
-        <w:t>Giáo trình PHTL (Bài 2, mục 3.2): đưa hàm sang bên 5–7 mm.</w:t>
+        <w:t xml:space="preserve">Giải thích: </w:t>
+      </w:r>
+      <w:r>
+        <w:t>Khi khám khớp thái dương hàm, bình thường hàm dưới đưa sang bên (phải hoặc trái) được 5–7 mm, và đưa ra trước 5–9 mm không bị lệch. Biên độ thấp hơn gợi ý có vấn đề ở khớp, cơ hoặc khớp cắn. (Giáo trình PHTL, Bài 2 – Khám bệnh nhân, mục 3.2)</w:t>
       </w:r>
     </w:p>
     <w:p>
@@ -1559,18 +1559,18 @@
         <w:rPr>
           <w:b/>
         </w:rPr>
-        <w:t>Đáp án: A (AI làm đáp án — đề gốc khoanh C. Phục hình tháo lắp bán phần nền nhựa)</w:t>
-      </w:r>
-    </w:p>
-    <w:p>
-      <w:r>
-        <w:rPr>
-          <w:b/>
-        </w:rPr>
-        <w:t xml:space="preserve">Ghi chú: </w:t>
-      </w:r>
-      <w:r>
-        <w:t>Giáo trình PHTL (Bài 2, mục 5): khoảng mất răng ngắn, có răng trụ ở hai đầu → phục hình cố định luôn được ưu tiên. Ở sơ đồ này các khoảng mất răng (R6 phải, 4 răng cửa, R6 trái) đều ngắn và có răng trụ hai đầu. Đề RHM K47 (câu 7, sơ đồ gần giống) khoanh “Phục hình cố định”.</w:t>
+        <w:t>Đáp án: A (AI làm đáp án — đề gốc chọn C. Phục hình tháo lắp bán phần nền nhựa)</w:t>
+      </w:r>
+    </w:p>
+    <w:p>
+      <w:r>
+        <w:rPr>
+          <w:b/>
+        </w:rPr>
+        <w:t xml:space="preserve">Giải thích: </w:t>
+      </w:r>
+      <w:r>
+        <w:t>Khi lựa chọn kiểu phục hình: trong các trường hợp khoảng mất răng ngắn, có răng trụ ở hai đầu và chi phí không là trở ngại thì phục hình cố định luôn được ưu tiên. Ở sơ đồ này các khoảng mất răng (răng 6 bên phải, 4 răng cửa, răng 6 bên trái) đều ngắn và đều có răng trụ ở hai đầu. (Giáo trình PHTL, Bài 2, mục 5)</w:t>
       </w:r>
     </w:p>
     <w:p>
@@ -1657,10 +1657,10 @@
         <w:rPr>
           <w:b/>
         </w:rPr>
-        <w:t xml:space="preserve">Ghi chú: </w:t>
-      </w:r>
-      <w:r>
-        <w:t>Giáo trình PHTL (Bài 1, mục 3.1): phục hình tháo lắp nền nhựa chỉ định cho mất răng phía sau không còn răng giới hạn phía xa (Kennedy loại I, II).</w:t>
+        <w:t xml:space="preserve">Giải thích: </w:t>
+      </w:r>
+      <w:r>
+        <w:t>Sơ đồ là mất răng sau hai bên, không còn răng giới hạn phía xa (Kennedy loại I) nên không làm cầu răng được. Giáo trình xếp trường hợp “mất răng phía sau và không còn răng giới hạn phía xa (loại I, II Kennedy)” vào chỉ định của phục hình tháo lắp bán hàm nền nhựa. (Giáo trình PHTL, Bài 1, mục 3.1)</w:t>
       </w:r>
     </w:p>
     <w:p>
@@ -4188,18 +4188,18 @@
         <w:rPr>
           <w:b/>
         </w:rPr>
-        <w:t>Đáp án: A (AI làm đáp án — đề gốc khoanh C. Đổ mẫu hàm nghiên cứu, khay cá nhân, lên răng, ép nhựa)</w:t>
-      </w:r>
-    </w:p>
-    <w:p>
-      <w:r>
-        <w:rPr>
-          <w:b/>
-        </w:rPr>
-        <w:t xml:space="preserve">Ghi chú: </w:t>
-      </w:r>
-      <w:r>
-        <w:t>Giáo trình PHTL (Bài 7, mục 1): labo gồm đổ mẫu → làm khay cá nhân (nếu cần) → đổ mẫu sau cùng (nếu cần) → làm nền tạm gối sáp → lên răng → biến đổi sáp thành nhựa. Nền tạm gối sáp là bước bắt buộc nên “Đổ mẫu hàm nghiên cứu, khay cá nhân, lên răng, ép nhựa” (bỏ nền tạm gối sáp) sai; “Đổ mẫu hàm nghiên cứu, nền tạm gối sáp, lên răng, ép nhựa” đủ các bước bắt buộc, đúng thứ tự.</w:t>
+        <w:t>Đáp án: A (AI làm đáp án — đề gốc chọn C. Đổ mẫu hàm nghiên cứu, khay cá nhân, lên răng, ép nhựa)</w:t>
+      </w:r>
+    </w:p>
+    <w:p>
+      <w:r>
+        <w:rPr>
+          <w:b/>
+        </w:rPr>
+        <w:t xml:space="preserve">Giải thích: </w:t>
+      </w:r>
+      <w:r>
+        <w:t>Các giai đoạn làm phục hình tháo lắp bán hàm nền nhựa trong labo theo thứ tự: đổ mẫu hàm → làm khay cá nhân (nếu cần) → đổ mẫu sau cùng (nếu cần) → làm nền tạm gối sáp → lên răng → biến đổi phần sáp thành nhựa (vô khuôn, ép nhựa). Khay cá nhân chỉ làm khi cần, còn nền tạm gối sáp là bước bắt buộc để ghi tương quan và sắp răng. (Giáo trình PHTL, Bài 7, mục 1)</w:t>
       </w:r>
     </w:p>
     <w:p>
